--- a/03_Outputs/final scripts/ar/Module 1/1.4.0-ar.docx
+++ b/03_Outputs/final scripts/ar/Module 1/1.4.0-ar.docx
@@ -24,32 +24,27 @@
     </w:p>
     <w:p>
       <w:r>
-        <w:t>النهج الشامل للمجتمع يضم الجميع إلى الطاولة—الحكومات، المجتمعات، والقطاع الخاص. من خلال العمل معًا، تصبح السياسات أكثر شمولية، وتقوى الشراكات، وتكون النتائج أكثر ديمومة.</w:t>
+        <w:t>النهج الشامل للمجتمع يضم الجميع إلى الطاولة، بما في ذلك الحكومات، والمجتمعات، والقطاع الخاص. من خلال العمل معًا، تصبح السياسات أكثر شمولية، وتقوى الشراكات، وتكون النتائج أكثر ديمومة.</w:t>
       </w:r>
     </w:p>
     <w:p>
       <w:r>
-        <w:t>النهج القائم على حقوق الإنسان يعيد صياغة الطاقة كأكثر من مجرد وصول—إنها حق أساسي. هذا يضمن أن تظل الكرامة، والعدالة، والدمج الاجتماعي في مركز كل مبادرة.</w:t>
+        <w:t>النهج القائم على حقوق الإنسان يعيد صياغة الطاقة كأكثر من مجرد وصول؛ فهي حق أساسي. هذا يضمن أن تظل الكرامة، والعدالة، والدمج الاجتماعي في مركز كل مبادرة.</w:t>
       </w:r>
     </w:p>
     <w:p>
       <w:r>
-        <w:t>التعزيز الشامل للنوع الاجتماعي يذكرنا بأن النساء والفئات المهمشة غالبًا ما تواجه أعلى الحواجز أمام الوصول إلى الطاقة. من خلال وضع النوع الاجتماعي في قلب تصميم المشروع، يمكننا فتح الفرص وخلق أنظمة أكثر عدالة للجميع.</w:t>
+        <w:t>تذكّرنا دمج النوع الاجتماعي أن النساء والفئات المهمشة غالبًا ما تواجه أعلى الحواجز أمام الوصول إلى الطاقة. من خلال وضع النوع الاجتماعي في قلب تصميم المشروع، يمكننا فتح الفرص وخلق أنظمة أكثر عدالة للجميع.</w:t>
       </w:r>
     </w:p>
     <w:p>
       <w:r>
-        <w:t>والنهج التداخلي يتجاوز ذلك، موضحًا كيف تتداخل الدخل، والجغرافيا، والعرق، وعوامل أخرى لتشكيل الوصول إلى الطاقة. تساعد هذه الرؤية في تخصيص الحلول لواقع حياة الناس.</w:t>
+        <w:t>والنهج التداخلي يتجاوز ذلك، موضحًا كيف تتداخل الدخل، والجغرافيا، والعرق، وعوامل أخرى لتشكيل الوصول إلى الطاقة. تساعد هذه الرؤية على تخصيص الحلول لواقع حياة الناس.</w:t>
       </w:r>
     </w:p>
     <w:p>
       <w:r>
-        <w:t>معًا، تحول هذه الأساليب المشاريع. فهي توجهنا لموازنة القدرة على التحمل مع الاكتفاء، وإدارة استخدام الأراضي بين الغذاء والطاقة المتجددة، وتقليل الأثر البيئي حيث تكون المجتمعات أكثر عرضة للخطر.</w:t>
-      </w:r>
-    </w:p>
-    <w:p>
-      <w:r>
-        <w:t>من خلال تطبيق هذه الاستراتيجيات، يمكننا تسريع التحول العالمي للطاقة—وضمان أن يحقق ليس فقط طاقة نظيفة، بل أيضًا العدالة، والإنصاف، والفرص.</w:t>
+        <w:t>من خلال تطبيق هذه الاستراتيجيات، يمكننا تسريع التحول العالمي للطاقة وضمان أن يحقق ليس فقط طاقة نظيفة، بل أيضًا العدالة، والإنصاف، والفرص.</w:t>
       </w:r>
     </w:p>
     <w:p>
